--- a/backend/static/legal/platform_offer.docx
+++ b/backend/static/legal/platform_offer.docx
@@ -50,7 +50,7 @@
         <w:widowControl/>
       </w:pPr>
       <w:r>
-        <w:t>1.1. Заказчиком является дееспособное физическое лицо, индивидуальный предприниматель или юридическое лицо, заключившее Договор с Исполнителем.</w:t>
+        <w:t>1.1. Заказчиком является дееспособное физическое лицо, индивидуальный предприниматель или юридическое лицо, заключившее Договор с Исполнителем и использующее Сервис для создания и эксплуатации своего бота. Покупатель (лид) — конечный пользователь, который через бот Заказчика приобретает продукт или услугу Заказчика.</w:t>
       </w:r>
     </w:p>
     <w:p>
@@ -124,6 +124,12 @@
       </w:pPr>
       <w:r>
         <w:t>2.5. Исполнитель не устанавливает количественные лимиты на сообщения и запросы в рамках одного оплаченного бота. При этом действуют технические ограничения и правила Telegram, ВКонтакте, MAX, платежных систем и других подключаемых платформ. Условие об отсутствии лимитов не разрешает незаконные рассылки и действия, нарушающие работу Сервиса.</w:t>
+      </w:r>
+    </w:p>
+    <w:p>
+      <w:pPr/>
+      <w:r>
+        <w:t>2.7. Заказчик вправе подключить к боту поддерживаемую Сервисом платежную систему, в том числе Prodamus, при наличии у Заказчика необходимых договоров и учетной записи у соответствующего оператора. Заказчик самостоятельно устанавливает цену, состав продукта, периодичность и условия подписки для Покупателя (лида), доводит до него свою оферту и иную обязательную информацию до оплаты, получает отдельное согласие на периодические списания и обеспечивает законность продаж. Сервис может технически формировать платежные ссылки и инициировать повторные платежи по поручению Заказчика в соответствии с настройками Сервиса и возможностями подключенной платежной системы; данные банковской карты обрабатываются платежной системой и не хранятся в Сервисе. Денежные средства за продукты Заказчика принимаются и перечисляются по правилам и договорам подключенной платежной системы. Покупатель (лид) может отключить автосписания или возобновить их через предусмотренные в боте средства управления подпиской, включая команду /sub, если соответствующая функция доступна. Отключение автосписаний прекращает будущие платежи и само по себе не отменяет уже оплаченный период; возобновление означает согласие на дальнейшие списания на условиях, показанных Покупателю (лиду) при оформлении или возобновлении подписки. Заказчик отвечает перед Покупателями (лидами) за содержание своей оферты, исполнение обязательств по продукту, отмену подписок и рассмотрение требований о возврате; порядок возврата денежных средств определяется условиями Заказчика и подключенной платежной системы и применимым законодательством.</w:t>
       </w:r>
     </w:p>
     <w:p>
